--- a/CSD310/Module-4/Martin-4.3.docx
+++ b/CSD310/Module-4/Martin-4.3.docx
@@ -28,10 +28,10 @@
           <w:noProof/>
         </w:rPr>
         <w:drawing>
-          <wp:inline distT="0" distB="0" distL="0" distR="0" wp14:anchorId="68244848" wp14:editId="3C071725">
-            <wp:extent cx="5257800" cy="6070600"/>
+          <wp:inline distT="0" distB="0" distL="0" distR="0" wp14:anchorId="165B3CE8" wp14:editId="34117A60">
+            <wp:extent cx="4241800" cy="5727700"/>
             <wp:effectExtent l="0" t="0" r="0" b="0"/>
-            <wp:docPr id="1919954365" name="Picture 1"/>
+            <wp:docPr id="529777011" name="Picture 1"/>
             <wp:cNvGraphicFramePr>
               <a:graphicFrameLocks xmlns:a="http://schemas.openxmlformats.org/drawingml/2006/main" noChangeAspect="1"/>
             </wp:cNvGraphicFramePr>
@@ -39,7 +39,7 @@
               <a:graphicData uri="http://schemas.openxmlformats.org/drawingml/2006/picture">
                 <pic:pic xmlns:pic="http://schemas.openxmlformats.org/drawingml/2006/picture">
                   <pic:nvPicPr>
-                    <pic:cNvPr id="1919954365" name="Picture 1919954365"/>
+                    <pic:cNvPr id="529777011" name="Picture 529777011"/>
                     <pic:cNvPicPr/>
                   </pic:nvPicPr>
                   <pic:blipFill>
@@ -57,7 +57,7 @@
                   <pic:spPr>
                     <a:xfrm>
                       <a:off x="0" y="0"/>
-                      <a:ext cx="5257800" cy="6070600"/>
+                      <a:ext cx="4241800" cy="5727700"/>
                     </a:xfrm>
                     <a:prstGeom prst="rect">
                       <a:avLst/>
